--- a/document_templates/russian_library/Исковые_заявления/Жилищные_споры/шаблон_Исковое_заявление_на_управляющую_компанию_С_представителем_.docx
+++ b/document_templates/russian_library/Исковые_заявления/Жилищные_споры/шаблон_Исковое_заявление_на_управляющую_компанию_С_представителем_.docx
@@ -56,7 +56,7 @@
           <w:sz w:val="24"/>
           <w:szCs w:val="24"/>
         </w:rPr>
-        <w:t xml:space="preserve">{{ w_t_w_r_w_r_w_rpr_w_rfonts_w_ascii_times_new_roman_w_hansi_times_new_roman_w_cs_times_new_roman_w_sz_w_val_24_w_szcs_w_val_24_w_lang_w_val_en_us_w_rpr_w_t_court_w_t_w_r_w_r_w_rsidrpr_0071403f_w_rpr_w_rfonts_w_ascii_times_new_roman_w_hansi_times_new_roman_w_cs_times_new_roman_w_sz_w_val_24_w_szcs_w_val_24_w_rpr_w_t_xml_space_preserve_w_t_w_r_w_r_w_rpr_w_rfonts_w_ascii_times_new_roman_w_hansi_times_new_roman_w_cs_times_new_roman_w_sz_w_val_24_w_szcs_w_val_24_w_lang_w_val_en_us_w_rpr_w_t_address_w_t_w_r_w_r_w_rsidrpr_0071403f_w_rpr_w_rfonts_w_ascii_times_new_roman_w_hansi_times_new_roman_w_cs_times_new_roman_w_sz_w_val_24_w_szcs_w_val_24_w_rpr_w_t_xml_space_preserve }}</w:t>
+        <w:t xml:space="preserve">{{ court_address }}</w:t>
       </w:r>
     </w:p>
     <w:p>
@@ -91,7 +91,7 @@
           <w:sz w:val="24"/>
           <w:szCs w:val="24"/>
         </w:rPr>
-        <w:t xml:space="preserve"> {{ w_t_w_r_w_r_w_rsidr_0071403f_w_rpr_w_rfonts_w_ascii_times_new_roman_w_hansi_times_new_roman_w_cs_times_new_roman_w_sz_w_val_24_w_szcs_w_val_24_w_lang_w_val_en_us_w_rpr_w_t_plaintiff_w_t_w_r_w_r_w_rsidr_0071403f_w_rsidrpr_0071403f_w_rpr_w_rfonts_w_ascii_times_new_roman_w_hansi_times_new_roman_w_cs_times_new_roman_w_sz_w_val_24_w_szcs_w_val_24_w_rpr_w_t_xml_space_preserve }}</w:t>
+        <w:t xml:space="preserve"> {{ plaintiff }}</w:t>
       </w:r>
     </w:p>
     <w:p>
@@ -175,7 +175,7 @@
           <w:szCs w:val="24"/>
           <w:lang w:val="en-US"/>
         </w:rPr>
-        <w:t xml:space="preserve">{{ w_t_w_r_w_r_w_rsidr_0071403f_w_rpr_w_rfonts_w_ascii_times_new_roman_w_hansi_times_new_roman_w_cs_times_new_roman_w_sz_w_val_24_w_szcs_w_val_24_w_lang_w_val_en_us_w_rpr_w_t_plaintiff_w_t_w_r_w_r_w_rsidr_0071403f_w_rsidrpr_0071403f_w_rpr_w_rfonts_w_ascii_times_new_roman_w_hansi_times_new_roman_w_cs_times_new_roman_w_sz_w_val_24_w_szcs_w_val_24_w_lang_w_val_en_us_w_rpr_w_t_xml_space_preserve_w_t_w_r_w_r_w_rsidr_0071403f_w_rpr_w_rfonts_w_ascii_times_new_roman_w_hansi_times_new_roman_w_cs_times_new_roman_w_sz_w_val_24_w_szcs_w_val_24_w_lang_w_val_en_us_w_rpr_w_t_representative_w_t_w_r_w_r_w_rsidr_0071403f_w_rsidrpr_0071403f_w_rpr_w_rfonts_w_ascii_times_new_roman_w_hansi_times_new_roman_w_cs_times_new_roman_w_sz_w_val_24_w_szcs_w_val_24_w_lang_w_val_en_us_w_rpr_w_t_xml_space_preserve }}</w:t>
+        <w:t xml:space="preserve">{{ plaintiff_representative }}</w:t>
       </w:r>
     </w:p>
     <w:p>
@@ -249,7 +249,7 @@
           <w:sz w:val="24"/>
           <w:szCs w:val="24"/>
         </w:rPr>
-        <w:t xml:space="preserve">{{ w_t_w_r_w_r_w_rsidr_0071403f_w_rpr_w_rfonts_w_ascii_times_new_roman_w_hansi_times_new_roman_w_cs_times_new_roman_w_sz_w_val_24_w_szcs_w_val_24_w_lang_w_val_en_us_w_rpr_w_t_defendant_w_t_w_r_w_r_w_rsidr_0071403f_w_rsidrpr_0071403f_w_rpr_w_rfonts_w_ascii_times_new_roman_w_hansi_times_new_roman_w_cs_times_new_roman_w_sz_w_val_24_w_szcs_w_val_24_w_rpr_w_t_xml_space_preserve_w_t_w_r_w_r_w_rsidr_0071403f_w_rpr_w_rfonts_w_ascii_times_new_roman_w_hansi_times_new_roman_w_cs_times_new_roman_w_sz_w_val_24_w_szcs_w_val_24_w_lang_w_val_en_us_w_rpr_w_t_address_w_t_w_r_w_r_w_rsidr_0071403f_w_rsidrpr_0071403f_w_rpr_w_rfonts_w_ascii_times_new_roman_w_hansi_times_new_roman_w_cs_times_new_roman_w_sz_w_val_24_w_szcs_w_val_24_w_rpr_w_t_xml_space_preserve }}</w:t>
+        <w:t xml:space="preserve">{{ defendant_address }}</w:t>
       </w:r>
     </w:p>
     <w:p>
@@ -359,7 +359,6 @@
           <w:lang w:val="en-US"/>
         </w:rPr>
       </w:pPr>
-      <w:proofErr w:type="gramStart"/>
       <w:r>
         <w:rPr>
           <w:rStyle w:val="citation-747"/>
@@ -368,7 +367,7 @@
           <w:szCs w:val="24"/>
           <w:lang w:val="en-US"/>
         </w:rPr>
-        <w:t>{{ complaint_w_t_w_r_w_prooferr_w_type_gramend_w_r_w_rsidrpr_0071403f_w_rpr_w_rstyle_w_val_citation_747_w_rfonts_w_ascii_times_new_roman_w_hansi_times_new_roman_w_cs_times_new_roman_w_sz_w_val_24_w_szcs_w_val_24_w_lang_w_val_en_us_w_rpr_w_t_xml_space_preserve_details }}</w:t>
+        <w:t>{{ complaint_details }}</w:t>
       </w:r>
       <w:r>
         <w:rPr>
@@ -390,7 +389,6 @@
           <w:lang w:val="en-US"/>
         </w:rPr>
       </w:pPr>
-      <w:proofErr w:type="gramStart"/>
       <w:r>
         <w:rPr>
           <w:rStyle w:val="citation-746"/>
@@ -399,7 +397,7 @@
           <w:szCs w:val="24"/>
           <w:lang w:val="en-US"/>
         </w:rPr>
-        <w:t>{{ moral_w_t_w_r_w_prooferr_w_type_gramend_w_r_w_rsidrpr_0071403f_w_rpr_w_rstyle_w_val_citation_746_w_rfonts_w_ascii_times_new_roman_w_hansi_times_new_roman_w_cs_times_new_roman_w_sz_w_val_24_w_szcs_w_val_24_w_lang_w_val_en_us_w_rpr_w_t_xml_space_preserve_harm_details }}</w:t>
+        <w:t>{{ moral_harm_details }}</w:t>
       </w:r>
       <w:r>
         <w:rPr>
@@ -511,15 +509,14 @@
           <w:lang w:val="en-US"/>
         </w:rPr>
       </w:pPr>
-      <w:proofErr w:type="gramStart"/>
-      <w:r>
-        <w:rPr>
-          <w:rFonts w:ascii="Times New Roman" w:hAnsi="Times New Roman" w:cs="Times New Roman"/>
-          <w:sz w:val="24"/>
-          <w:szCs w:val="24"/>
-          <w:lang w:val="en-US"/>
-        </w:rPr>
-        <w:t>{{ plaintiff_w_t_w_r_w_prooferr_w_type_gramend_w_r_w_rpr_w_rfonts_w_ascii_times_new_roman_w_hansi_times_new_roman_w_cs_times_new_roman_w_sz_w_val_24_w_szcs_w_val_24_w_lang_w_val_en_us_w_rpr_w_t_xml_space_preserve }}</w:t>
+      <w:r>
+        <w:rPr>
+          <w:rFonts w:ascii="Times New Roman" w:hAnsi="Times New Roman" w:cs="Times New Roman"/>
+          <w:sz w:val="24"/>
+          <w:szCs w:val="24"/>
+          <w:lang w:val="en-US"/>
+        </w:rPr>
+        <w:t>{{ plaintiff }}</w:t>
       </w:r>
       <w:r>
         <w:rPr>
